--- a/valencia/UD03/UD03 - Activitats no avaluables.docx
+++ b/valencia/UD03/UD03 - Activitats no avaluables.docx
@@ -80,12 +80,12 @@
             <wp:extent cx="6120000" cy="723900"/>
             <wp:effectExtent b="0" l="0" r="0" t="0"/>
             <wp:wrapSquare wrapText="bothSides" distB="114300" distT="114300" distL="114300" distR="114300"/>
-            <wp:docPr id="1" name="image1.png"/>
+            <wp:docPr id="1" name="image3.png"/>
             <a:graphic>
               <a:graphicData uri="http://schemas.openxmlformats.org/drawingml/2006/picture">
                 <pic:pic>
                   <pic:nvPicPr>
-                    <pic:cNvPr id="0" name="image1.png"/>
+                    <pic:cNvPr id="0" name="image3.png"/>
                     <pic:cNvPicPr preferRelativeResize="0"/>
                   </pic:nvPicPr>
                   <pic:blipFill>
@@ -335,7 +335,7 @@
           <w:szCs w:val="32"/>
           <w:rtl w:val="0"/>
         </w:rPr>
-        <w:t xml:space="preserve">Actualitzat Setembre 2024</w:t>
+        <w:t xml:space="preserve">Actualitzat Setembre 2025</w:t>
       </w:r>
     </w:p>
     <w:p>
@@ -419,12 +419,12 @@
             <wp:extent cx="922564" cy="322898"/>
             <wp:effectExtent b="0" l="0" r="0" t="0"/>
             <wp:wrapSquare wrapText="bothSides" distB="57150" distT="57150" distL="57150" distR="57150"/>
-            <wp:docPr id="2" name="image3.png"/>
+            <wp:docPr id="2" name="image1.png"/>
             <a:graphic>
               <a:graphicData uri="http://schemas.openxmlformats.org/drawingml/2006/picture">
                 <pic:pic>
                   <pic:nvPicPr>
-                    <pic:cNvPr id="0" name="image3.png"/>
+                    <pic:cNvPr id="0" name="image1.png"/>
                     <pic:cNvPicPr preferRelativeResize="0"/>
                   </pic:nvPicPr>
                   <pic:blipFill>
@@ -687,6 +687,7 @@
     </w:p>
     <w:sdt>
       <w:sdtPr>
+        <w:id w:val="-385610840"/>
         <w:docPartObj>
           <w:docPartGallery w:val="Table of Contents"/>
           <w:docPartUnique w:val="1"/>
@@ -1277,7 +1278,7 @@
         <w:rPr>
           <w:rtl w:val="0"/>
         </w:rPr>
-        <w:t xml:space="preserve">¿Que avantatges i desavantatges té col·locar la infraestructura de servidors en la teua empresa? ¿I col·locar-la a un servidor extern? Comenta al fòrum la teua opinió.</w:t>
+        <w:t xml:space="preserve">¿Quins avantatges i desavantatges té col·locar la infraestructura de servidors en la teua empresa? ¿I col·locar-la a un servidor extern? Comenta al fòrum la teua opinió.</w:t>
       </w:r>
     </w:p>
     <w:p>
@@ -1307,7 +1308,7 @@
         <w:rPr>
           <w:rtl w:val="0"/>
         </w:rPr>
-        <w:t xml:space="preserve">Realitza proves de les diferents instal·lacions possibles d’Odoo (Ubuntu, Windows, Docker, Docker Compose). Comenta els teus dubtes, observacions i curiositats al fòrum.</w:t>
+        <w:t xml:space="preserve">Du a terme proves de les diferents instal·lacions possibles d’Odoo (Ubuntu, Windows, Docker, Docker Compose). Comenta els teus dubtes, observacions i curiositats al fòrum.</w:t>
       </w:r>
     </w:p>
     <w:p>
@@ -1660,11 +1661,19 @@
       </w:pPr>
     </w:pPrDefault>
   </w:docDefaults>
+  <w:style w:type="table" w:styleId="TableNormal" w:default="1">
+    <w:name w:val="TableNormal"/>
+    <w:tblPr>
+      <w:tblCellMar>
+        <w:top w:w="100.0" w:type="dxa"/>
+        <w:left w:w="100.0" w:type="dxa"/>
+        <w:bottom w:w="100.0" w:type="dxa"/>
+        <w:right w:w="100.0" w:type="dxa"/>
+      </w:tblCellMar>
+    </w:tblPr>
+  </w:style>
   <w:style w:type="paragraph" w:styleId="Normal" w:default="1">
     <w:name w:val="normal"/>
-  </w:style>
-  <w:style w:type="table" w:styleId="TableNormal" w:default="1">
-    <w:name w:val="Table Normal"/>
   </w:style>
   <w:style w:type="paragraph" w:styleId="Heading1">
     <w:name w:val="heading 1"/>
